--- a/report/Interim Report .docx
+++ b/report/Interim Report .docx
@@ -466,6 +466,94 @@
           <w:rFonts w:ascii="Times New Roman" w:hAnsi="Times New Roman" w:cs="Times New Roman"/>
         </w:rPr>
       </w:pPr>
+    </w:p>
+    <w:p/>
+    <w:p/>
+    <w:p>
+      <w:r>
+        <w:rPr>
+          <w:rFonts w:ascii="Times New Roman" w:hAnsi="Times New Roman"/>
+          <w:b/>
+        </w:rPr>
+        <w:t>Related Work</w:t>
+      </w:r>
+    </w:p>
+    <w:p>
+      <w:r>
+        <w:rPr>
+          <w:rFonts w:ascii="Times New Roman" w:hAnsi="Times New Roman"/>
+        </w:rPr>
+        <w:t>Prior work has applied deep learning to household electricity forecasting on this same UCI dataset: Saad Saoud et al. (2022) proposed a cascaded hybrid deep learning architecture for multistep household energy consumption forecasting, and public implementations such as the LSTM-Transformer hybrid by Sanjeevmax6 (n.d.) combine recurrent and self-attention layers for electric energy forecasting. More broadly, the self-attention Transformer architecture was introduced by Vaswani et al. (2017) and later extended for long-sequence time-series forecasting by Zhou et al. (2021) through the Informer architecture. Building on this literature, our project applies a compact, self-attention-only Transformer directly to hourly-resampled household power consumption data, rather than a hybrid recurrent-attention model or a long-horizon variant, to evaluate whether a lightweight Transformer can capture short-term household consumption patterns.</w:t>
+      </w:r>
+    </w:p>
+    <w:p>
+      <w:r>
+        <w:rPr>
+          <w:rFonts w:ascii="Times New Roman" w:hAnsi="Times New Roman"/>
+          <w:b/>
+        </w:rPr>
+        <w:t>References</w:t>
+      </w:r>
+    </w:p>
+    <w:p>
+      <w:pPr>
+        <w:spacing w:after="160"/>
+        <w:ind w:left="720" w:hanging="720"/>
+      </w:pPr>
+      <w:r>
+        <w:rPr>
+          <w:rFonts w:ascii="Times New Roman" w:hAnsi="Times New Roman"/>
+        </w:rPr>
+        <w:t>Hebrail, G., &amp; Berard, A. (2006). Individual household electric power consumption [Dataset]. UCI Machine Learning Repository. https://doi.org/10.24432/C58K54</w:t>
+      </w:r>
+    </w:p>
+    <w:p>
+      <w:pPr>
+        <w:spacing w:after="160"/>
+        <w:ind w:left="720" w:hanging="720"/>
+      </w:pPr>
+      <w:r>
+        <w:rPr>
+          <w:rFonts w:ascii="Times New Roman" w:hAnsi="Times New Roman"/>
+        </w:rPr>
+        <w:t>Vaswani, A., Shazeer, N., Parmar, N., Uszkoreit, J., Jones, L., Gomez, A. N., Kaiser, L., &amp; Polosukhin, I. (2017). Attention is all you need. Advances in Neural Information Processing Systems, 30.</w:t>
+      </w:r>
+    </w:p>
+    <w:p>
+      <w:pPr>
+        <w:spacing w:after="160"/>
+        <w:ind w:left="720" w:hanging="720"/>
+      </w:pPr>
+      <w:r>
+        <w:rPr>
+          <w:rFonts w:ascii="Times New Roman" w:hAnsi="Times New Roman"/>
+        </w:rPr>
+        <w:t>Zhou, H., Zhang, S., Peng, J., Zhang, S., Li, J., Xiong, H., &amp; Zhang, W. (2021). Informer: Beyond efficient transformer for long sequence time-series forecasting. Proceedings of the AAAI Conference on Artificial Intelligence, 35(12), 11106–11115. https://doi.org/10.1609/aaai.v35i12.17325</w:t>
+      </w:r>
+    </w:p>
+    <w:p>
+      <w:pPr>
+        <w:spacing w:after="160"/>
+        <w:ind w:left="720" w:hanging="720"/>
+      </w:pPr>
+      <w:r>
+        <w:rPr>
+          <w:rFonts w:ascii="Times New Roman" w:hAnsi="Times New Roman"/>
+        </w:rPr>
+        <w:t>Saad Saoud, L., AlMarzouqi, H., &amp; Hussein, R. (2022). Cascaded deep hybrid models for multistep household energy consumption forecasting. arXiv. https://arxiv.org/abs/2207.02589</w:t>
+      </w:r>
+    </w:p>
+    <w:p>
+      <w:pPr>
+        <w:spacing w:after="160"/>
+        <w:ind w:left="720" w:hanging="720"/>
+      </w:pPr>
+      <w:r>
+        <w:rPr>
+          <w:rFonts w:ascii="Times New Roman" w:hAnsi="Times New Roman"/>
+        </w:rPr>
+        <w:t>Sanjeevmax6. (n.d.). Electric energy forecasting: A hybrid LSTM-Transformer [Source code]. GitHub. https://github.com/sanjeevmax6/Electric-Energy-Forecasting-A-Hybrid-LSTM-Transformer-</w:t>
+      </w:r>
     </w:p>
     <w:sectPr>
       <w:pgSz w:w="12240" w:h="15840"/>

--- a/report/Interim Report .docx
+++ b/report/Interim Report .docx
@@ -77,6 +77,31 @@
     </w:p>
     <w:p>
       <w:pPr>
+        <w:jc w:val="left"/>
+      </w:pPr>
+      <w:r>
+        <w:rPr>
+          <w:rFonts w:ascii="Times New Roman" w:hAnsi="Times New Roman"/>
+          <w:b/>
+        </w:rPr>
+        <w:t>Dataset:</w:t>
+      </w:r>
+    </w:p>
+    <w:p>
+      <w:pPr>
+        <w:jc w:val="left"/>
+      </w:pPr>
+      <w:r>
+        <w:rPr>
+          <w:rFonts w:ascii="Times New Roman" w:hAnsi="Times New Roman"/>
+          <w:color w:val="0000EE"/>
+          <w:u w:val="single"/>
+        </w:rPr>
+        <w:t>https://archive.ics.uci.edu/dataset/235/individual+household+electric+power+consumption</w:t>
+      </w:r>
+    </w:p>
+    <w:p>
+      <w:pPr>
         <w:rPr>
           <w:rFonts w:ascii="Times New Roman" w:hAnsi="Times New Roman" w:cs="Times New Roman"/>
         </w:rPr>
@@ -309,6 +334,237 @@
         </w:rPr>
       </w:pPr>
     </w:p>
+    <w:p>
+      <w:r>
+        <w:rPr>
+          <w:rFonts w:ascii="Times New Roman" w:hAnsi="Times New Roman"/>
+        </w:rPr>
+        <w:t>To confirm the Transformer is learning genuine temporal structure rather than trivially tracking recent values, its performance was compared against a persistence (naive) baseline that predicts the next hour's global active power to equal the previous hour's actual value. The Transformer reduces MAE by 13.83% and RMSE by 19.17% relative to this baseline (Table 1), indicating that the model captures temporal patterns beyond simple hour-to-hour carryover.</w:t>
+      </w:r>
+    </w:p>
+    <w:p>
+      <w:pPr>
+        <w:jc w:val="center"/>
+      </w:pPr>
+      <w:r>
+        <w:rPr>
+          <w:rFonts w:ascii="Times New Roman" w:hAnsi="Times New Roman"/>
+          <w:i/>
+        </w:rPr>
+        <w:t>Table 1: Test-set performance vs. persistence baseline</w:t>
+      </w:r>
+    </w:p>
+    <w:tbl>
+      <w:tblPr>
+        <w:tblW w:type="auto" w:w="0"/>
+        <w:tblLook w:firstColumn="1" w:firstRow="1" w:lastColumn="0" w:lastRow="0" w:noHBand="0" w:noVBand="1" w:val="04A0"/>
+        <w:tblBorders>
+          <w:top w:val="single" w:sz="4" w:space="0" w:color="000000"/>
+          <w:left w:val="single" w:sz="4" w:space="0" w:color="000000"/>
+          <w:bottom w:val="single" w:sz="4" w:space="0" w:color="000000"/>
+          <w:right w:val="single" w:sz="4" w:space="0" w:color="000000"/>
+          <w:insideH w:val="single" w:sz="4" w:space="0" w:color="000000"/>
+          <w:insideV w:val="single" w:sz="4" w:space="0" w:color="000000"/>
+        </w:tblBorders>
+      </w:tblPr>
+      <w:tblGrid>
+        <w:gridCol w:w="2340"/>
+        <w:gridCol w:w="2340"/>
+        <w:gridCol w:w="2340"/>
+        <w:gridCol w:w="2340"/>
+      </w:tblGrid>
+      <w:tr>
+        <w:tc>
+          <w:tcPr>
+            <w:tcW w:type="dxa" w:w="2340"/>
+          </w:tcPr>
+          <w:p>
+            <w:r/>
+            <w:r>
+              <w:rPr>
+                <w:rFonts w:ascii="Times New Roman" w:hAnsi="Times New Roman"/>
+                <w:b/>
+                <w:sz w:val="22"/>
+              </w:rPr>
+              <w:t>Model</w:t>
+            </w:r>
+          </w:p>
+        </w:tc>
+        <w:tc>
+          <w:tcPr>
+            <w:tcW w:type="dxa" w:w="2340"/>
+          </w:tcPr>
+          <w:p>
+            <w:r/>
+            <w:r>
+              <w:rPr>
+                <w:rFonts w:ascii="Times New Roman" w:hAnsi="Times New Roman"/>
+                <w:b/>
+                <w:sz w:val="22"/>
+              </w:rPr>
+              <w:t>MAE</w:t>
+            </w:r>
+          </w:p>
+        </w:tc>
+        <w:tc>
+          <w:tcPr>
+            <w:tcW w:type="dxa" w:w="2340"/>
+          </w:tcPr>
+          <w:p>
+            <w:r/>
+            <w:r>
+              <w:rPr>
+                <w:rFonts w:ascii="Times New Roman" w:hAnsi="Times New Roman"/>
+                <w:b/>
+                <w:sz w:val="22"/>
+              </w:rPr>
+              <w:t>MSE</w:t>
+            </w:r>
+          </w:p>
+        </w:tc>
+        <w:tc>
+          <w:tcPr>
+            <w:tcW w:type="dxa" w:w="2340"/>
+          </w:tcPr>
+          <w:p>
+            <w:r/>
+            <w:r>
+              <w:rPr>
+                <w:rFonts w:ascii="Times New Roman" w:hAnsi="Times New Roman"/>
+                <w:b/>
+                <w:sz w:val="22"/>
+              </w:rPr>
+              <w:t>RMSE</w:t>
+            </w:r>
+          </w:p>
+        </w:tc>
+      </w:tr>
+      <w:tr>
+        <w:tc>
+          <w:tcPr>
+            <w:tcW w:type="dxa" w:w="2340"/>
+          </w:tcPr>
+          <w:p>
+            <w:r/>
+            <w:r>
+              <w:rPr>
+                <w:rFonts w:ascii="Times New Roman" w:hAnsi="Times New Roman"/>
+                <w:sz w:val="22"/>
+              </w:rPr>
+              <w:t>Transformer (ours)</w:t>
+            </w:r>
+          </w:p>
+        </w:tc>
+        <w:tc>
+          <w:tcPr>
+            <w:tcW w:type="dxa" w:w="2340"/>
+          </w:tcPr>
+          <w:p>
+            <w:r/>
+            <w:r>
+              <w:rPr>
+                <w:rFonts w:ascii="Times New Roman" w:hAnsi="Times New Roman"/>
+                <w:sz w:val="22"/>
+              </w:rPr>
+              <w:t>0.3208</w:t>
+            </w:r>
+          </w:p>
+        </w:tc>
+        <w:tc>
+          <w:tcPr>
+            <w:tcW w:type="dxa" w:w="2340"/>
+          </w:tcPr>
+          <w:p>
+            <w:r/>
+            <w:r>
+              <w:rPr>
+                <w:rFonts w:ascii="Times New Roman" w:hAnsi="Times New Roman"/>
+                <w:sz w:val="22"/>
+              </w:rPr>
+              <w:t>0.2156</w:t>
+            </w:r>
+          </w:p>
+        </w:tc>
+        <w:tc>
+          <w:tcPr>
+            <w:tcW w:type="dxa" w:w="2340"/>
+          </w:tcPr>
+          <w:p>
+            <w:r/>
+            <w:r>
+              <w:rPr>
+                <w:rFonts w:ascii="Times New Roman" w:hAnsi="Times New Roman"/>
+                <w:sz w:val="22"/>
+              </w:rPr>
+              <w:t>0.4643</w:t>
+            </w:r>
+          </w:p>
+        </w:tc>
+      </w:tr>
+      <w:tr>
+        <w:tc>
+          <w:tcPr>
+            <w:tcW w:type="dxa" w:w="2340"/>
+          </w:tcPr>
+          <w:p>
+            <w:r/>
+            <w:r>
+              <w:rPr>
+                <w:rFonts w:ascii="Times New Roman" w:hAnsi="Times New Roman"/>
+                <w:sz w:val="22"/>
+              </w:rPr>
+              <w:t>Persistence baseline</w:t>
+            </w:r>
+          </w:p>
+        </w:tc>
+        <w:tc>
+          <w:tcPr>
+            <w:tcW w:type="dxa" w:w="2340"/>
+          </w:tcPr>
+          <w:p>
+            <w:r/>
+            <w:r>
+              <w:rPr>
+                <w:rFonts w:ascii="Times New Roman" w:hAnsi="Times New Roman"/>
+                <w:sz w:val="22"/>
+              </w:rPr>
+              <w:t>0.3723</w:t>
+            </w:r>
+          </w:p>
+        </w:tc>
+        <w:tc>
+          <w:tcPr>
+            <w:tcW w:type="dxa" w:w="2340"/>
+          </w:tcPr>
+          <w:p>
+            <w:r/>
+            <w:r>
+              <w:rPr>
+                <w:rFonts w:ascii="Times New Roman" w:hAnsi="Times New Roman"/>
+                <w:sz w:val="22"/>
+              </w:rPr>
+              <w:t>0.3300</w:t>
+            </w:r>
+          </w:p>
+        </w:tc>
+        <w:tc>
+          <w:tcPr>
+            <w:tcW w:type="dxa" w:w="2340"/>
+          </w:tcPr>
+          <w:p>
+            <w:r/>
+            <w:r>
+              <w:rPr>
+                <w:rFonts w:ascii="Times New Roman" w:hAnsi="Times New Roman"/>
+                <w:sz w:val="22"/>
+              </w:rPr>
+              <w:t>0.5745</w:t>
+            </w:r>
+          </w:p>
+        </w:tc>
+      </w:tr>
+    </w:tbl>
+    <w:p/>
     <w:p>
       <w:pPr>
         <w:jc w:val="center"/>
